--- a/fra/docx/28.content.docx
+++ b/fra/docx/28.content.docx
@@ -19,7 +19,7 @@
         <w:rPr>
           <w:lang w:val="fr_FR" w:bidi="fr_FR"/>
         </w:rPr>
-        <w:t>Resource: Notes d'étude - Introductions aux livres (Tyndale)</w:t>
+        <w:t>Resource: Tyndale Open Study Notes</w:t>
       </w:r>
       <w:r>
         <w:rPr>
@@ -112,7 +112,7 @@
         <w:rPr>
           <w:lang w:val="fr_FR" w:bidi="fr_FR"/>
         </w:rPr>
-        <w:t>Notes d'étude - Introductions aux livres (Tyndale)</w:t>
+        <w:t>Tyndale Open Study Notes</w:t>
       </w:r>
     </w:p>
     <w:p>

--- a/fra/docx/28.content.docx
+++ b/fra/docx/28.content.docx
@@ -19,7 +19,7 @@
         <w:rPr>
           <w:lang w:val="fr_FR" w:bidi="fr_FR"/>
         </w:rPr>
-        <w:t>Resource: Tyndale Open Study Notes</w:t>
+        <w:t>Resource: Aquifer Open Study Notes (Book Intros)</w:t>
       </w:r>
       <w:r>
         <w:rPr>
@@ -112,7 +112,7 @@
         <w:rPr>
           <w:lang w:val="fr_FR" w:bidi="fr_FR"/>
         </w:rPr>
-        <w:t>Tyndale Open Study Notes</w:t>
+        <w:t>Aquifer Open Study Notes (Book Intros)</w:t>
       </w:r>
     </w:p>
     <w:p>

--- a/fra/docx/28.content.docx
+++ b/fra/docx/28.content.docx
@@ -258,36 +258,24 @@
         </w:rPr>
         <w:t>Peu de périodes dans l’histoire d’Israël ont été aussi chaotiques que celle du milieu du 8ᵉ siècle av. J.-C. Osée a commencé son ministère dans le royaume du nord vers la fin du long et stable règne de Jéroboam II (793–753 av. J.-C.). Bien que ce roi ait fait ce qui déplaisait à Dieu (</w:t>
       </w:r>
-      <w:hyperlink r:id="rId13">
-        <w:r>
-          <w:rPr>
-            <w:lang w:val="fr_FR" w:bidi="fr_FR"/>
-          </w:rPr>
-          <w:rPr>
-            <w:color w:val="0000EE"/>
-            <w:u w:val="single"/>
-          </w:rPr>
-          <w:t>2R 14.23–24</w:t>
-        </w:r>
-      </w:hyperlink>
+      <w:r>
+        <w:rPr>
+          <w:lang w:val="fr_FR" w:bidi="fr_FR"/>
+        </w:rPr>
+        <w:t>2R 14.23–24</w:t>
+      </w:r>
       <w:r>
         <w:rPr>
           <w:lang w:val="fr_FR" w:bidi="fr_FR"/>
         </w:rPr>
         <w:t>), il gouvernait avec force et efficacité, étendant les frontières d’Israël à un niveau jamais atteint depuis David et Salomon (</w:t>
       </w:r>
-      <w:hyperlink r:id="rId14">
-        <w:r>
-          <w:rPr>
-            <w:lang w:val="fr_FR" w:bidi="fr_FR"/>
-          </w:rPr>
-          <w:rPr>
-            <w:color w:val="0000EE"/>
-            <w:u w:val="single"/>
-          </w:rPr>
-          <w:t>2R 14.25–28</w:t>
-        </w:r>
-      </w:hyperlink>
+      <w:r>
+        <w:rPr>
+          <w:lang w:val="fr_FR" w:bidi="fr_FR"/>
+        </w:rPr>
+        <w:t>2R 14.25–28</w:t>
+      </w:r>
       <w:r>
         <w:rPr>
           <w:lang w:val="fr_FR" w:bidi="fr_FR"/>
@@ -361,18 +349,12 @@
         </w:rPr>
         <w:t>Les</w:t>
       </w:r>
-      <w:hyperlink r:id="rId15">
-        <w:r>
-          <w:rPr>
-            <w:lang w:val="fr_FR" w:bidi="fr_FR"/>
-          </w:rPr>
-          <w:rPr>
-            <w:color w:val="0000EE"/>
-            <w:u w:val="single"/>
-          </w:rPr>
-          <w:t xml:space="preserve"> chap. 1 à 3</w:t>
-        </w:r>
-      </w:hyperlink>
+      <w:r>
+        <w:rPr>
+          <w:lang w:val="fr_FR" w:bidi="fr_FR"/>
+        </w:rPr>
+        <w:t xml:space="preserve"> chap. 1 à 3</w:t>
+      </w:r>
       <w:r>
         <w:rPr>
           <w:lang w:val="fr_FR" w:bidi="fr_FR"/>
@@ -407,18 +389,12 @@
         </w:rPr>
         <w:t>Les</w:t>
       </w:r>
-      <w:hyperlink r:id="rId16">
-        <w:r>
-          <w:rPr>
-            <w:lang w:val="fr_FR" w:bidi="fr_FR"/>
-          </w:rPr>
-          <w:rPr>
-            <w:color w:val="0000EE"/>
-            <w:u w:val="single"/>
-          </w:rPr>
-          <w:t xml:space="preserve"> chap. 4 à 14</w:t>
-        </w:r>
-      </w:hyperlink>
+      <w:r>
+        <w:rPr>
+          <w:lang w:val="fr_FR" w:bidi="fr_FR"/>
+        </w:rPr>
+        <w:t xml:space="preserve"> chap. 4 à 14</w:t>
+      </w:r>
       <w:r>
         <w:rPr>
           <w:lang w:val="fr_FR" w:bidi="fr_FR"/>
@@ -450,18 +426,12 @@
         </w:rPr>
         <w:t>En dehors de ce livre, nous ne savons presque rien sur le prophète Osée. Il est simplement présenté comme le fils de Beéri (</w:t>
       </w:r>
-      <w:hyperlink r:id="rId17">
-        <w:r>
-          <w:rPr>
-            <w:lang w:val="fr_FR" w:bidi="fr_FR"/>
-          </w:rPr>
-          <w:rPr>
-            <w:color w:val="0000EE"/>
-            <w:u w:val="single"/>
-          </w:rPr>
-          <w:t>1.1</w:t>
-        </w:r>
-      </w:hyperlink>
+      <w:r>
+        <w:rPr>
+          <w:lang w:val="fr_FR" w:bidi="fr_FR"/>
+        </w:rPr>
+        <w:t>1.1</w:t>
+      </w:r>
       <w:r>
         <w:rPr>
           <w:lang w:val="fr_FR" w:bidi="fr_FR"/>
@@ -482,18 +452,12 @@
         </w:rPr>
         <w:t xml:space="preserve">Osée a exercé son ministère prophétique dans le royaume du nord, Israël, entre environ 760 et 722 av. J.-C., juste avant la chute d'Israël (voir </w:t>
       </w:r>
-      <w:hyperlink r:id="rId17">
-        <w:r>
-          <w:rPr>
-            <w:lang w:val="fr_FR" w:bidi="fr_FR"/>
-          </w:rPr>
-          <w:rPr>
-            <w:color w:val="0000EE"/>
-            <w:u w:val="single"/>
-          </w:rPr>
-          <w:t>1.1</w:t>
-        </w:r>
-      </w:hyperlink>
+      <w:r>
+        <w:rPr>
+          <w:lang w:val="fr_FR" w:bidi="fr_FR"/>
+        </w:rPr>
+        <w:t>1.1</w:t>
+      </w:r>
       <w:r>
         <w:rPr>
           <w:lang w:val="fr_FR" w:bidi="fr_FR"/>
